--- a/0-all/1-2025-2026/2-second-semester/1-G-1/8-week-8-/4-worksheet/Computer Worksheet G1 W8.docx
+++ b/0-all/1-2025-2026/2-second-semester/1-G-1/8-week-8-/4-worksheet/Computer Worksheet G1 W8.docx
@@ -256,7 +256,7 @@
                 <w:bCs/>
                 <w:lang w:bidi="ar-EG"/>
               </w:rPr>
-              <w:t>4</w:t>
+              <w:t>8</w:t>
             </w:r>
           </w:p>
         </w:tc>
@@ -292,6 +292,7 @@
           </w:tcPr>
           <w:p>
             <w:pPr>
+              <w:bidi w:val="0"/>
               <w:jc w:val="center"/>
               <w:rPr>
                 <w:rFonts w:ascii="Comic Sans MS" w:hAnsi="Comic Sans MS"/>
@@ -300,7 +301,6 @@
                 <w:sz w:val="28"/>
                 <w:szCs w:val="28"/>
                 <w:rtl/>
-                <w:lang w:bidi="ar-EG"/>
               </w:rPr>
             </w:pPr>
             <w:r>
@@ -311,7 +311,49 @@
                 <w:sz w:val="28"/>
                 <w:szCs w:val="28"/>
               </w:rPr>
-              <w:t>My Desktop</w:t>
+              <w:t>A</w:t>
+            </w:r>
+            <w:r>
+              <w:rPr>
+                <w:rFonts w:ascii="Comic Sans MS" w:hAnsi="Comic Sans MS"/>
+                <w:b/>
+                <w:bCs/>
+                <w:sz w:val="28"/>
+                <w:szCs w:val="28"/>
+                <w:rtl/>
+              </w:rPr>
+              <w:t xml:space="preserve"> </w:t>
+            </w:r>
+            <w:r>
+              <w:rPr>
+                <w:rFonts w:ascii="Comic Sans MS" w:hAnsi="Comic Sans MS"/>
+                <w:b/>
+                <w:bCs/>
+                <w:sz w:val="28"/>
+                <w:szCs w:val="28"/>
+              </w:rPr>
+              <w:t>Digital</w:t>
+            </w:r>
+            <w:r>
+              <w:rPr>
+                <w:rFonts w:ascii="Comic Sans MS" w:hAnsi="Comic Sans MS"/>
+                <w:b/>
+                <w:bCs/>
+                <w:sz w:val="28"/>
+                <w:szCs w:val="28"/>
+                <w:rtl/>
+              </w:rPr>
+              <w:t xml:space="preserve"> </w:t>
+            </w:r>
+            <w:r>
+              <w:rPr>
+                <w:rFonts w:ascii="Comic Sans MS" w:hAnsi="Comic Sans MS"/>
+                <w:b/>
+                <w:bCs/>
+                <w:sz w:val="28"/>
+                <w:szCs w:val="28"/>
+              </w:rPr>
+              <w:t>Notepad</w:t>
             </w:r>
           </w:p>
         </w:tc>
@@ -430,7 +472,7 @@
           <w:sz w:val="36"/>
           <w:szCs w:val="36"/>
         </w:rPr>
-        <w:t>4</w:t>
+        <w:t>8</w:t>
       </w:r>
       <w:r>
         <w:rPr>
@@ -484,152 +526,250 @@
           <w:szCs w:val="36"/>
         </w:rPr>
       </w:pPr>
-      <w:r>
+    </w:p>
+    <w:p>
+      <w:pPr>
+        <w:bidi w:val="0"/>
         <w:rPr>
           <w:rFonts w:ascii="Lucida Bright" w:hAnsi="Lucida Bright"/>
           <w:b/>
           <w:bCs/>
+          <w:sz w:val="48"/>
+          <w:szCs w:val="48"/>
+        </w:rPr>
+      </w:pPr>
+      <w:r>
+        <w:rPr>
+          <w:rFonts w:ascii="Lucida Bright" w:hAnsi="Lucida Bright"/>
+          <w:b/>
+          <w:bCs/>
+          <w:sz w:val="48"/>
+          <w:szCs w:val="48"/>
+          <w:u w:val="single"/>
+        </w:rPr>
+        <w:t>Question A:</w:t>
+      </w:r>
+      <w:r>
+        <w:rPr>
+          <w:rFonts w:ascii="Lucida Bright" w:hAnsi="Lucida Bright"/>
+          <w:b/>
+          <w:bCs/>
+          <w:sz w:val="48"/>
+          <w:szCs w:val="48"/>
+        </w:rPr>
+        <w:t xml:space="preserve"> state whether (True) or (False)</w:t>
+      </w:r>
+    </w:p>
+    <w:p>
+      <w:pPr>
+        <w:bidi w:val="0"/>
+        <w:rPr>
+          <w:rFonts w:ascii="Lucida Bright" w:hAnsi="Lucida Bright"/>
           <w:sz w:val="36"/>
           <w:szCs w:val="36"/>
-          <w:u w:val="single"/>
-        </w:rPr>
-        <w:t>Question A:</w:t>
-      </w:r>
-      <w:r>
-        <w:rPr>
-          <w:rFonts w:ascii="Lucida Bright" w:hAnsi="Lucida Bright"/>
-          <w:b/>
-          <w:bCs/>
+        </w:rPr>
+      </w:pPr>
+    </w:p>
+    <w:p>
+      <w:pPr>
+        <w:bidi w:val="0"/>
+        <w:rPr>
+          <w:rFonts w:ascii="Lucida Bright" w:hAnsi="Lucida Bright"/>
           <w:sz w:val="36"/>
           <w:szCs w:val="36"/>
         </w:rPr>
-        <w:t xml:space="preserve"> </w:t>
-      </w:r>
-      <w:r>
-        <w:rPr>
-          <w:rFonts w:ascii="Lucida Bright" w:hAnsi="Lucida Bright"/>
-          <w:b/>
-          <w:bCs/>
-          <w:sz w:val="36"/>
-          <w:szCs w:val="36"/>
-        </w:rPr>
-        <w:t>write the correct name of each part</w:t>
-      </w:r>
+      </w:pPr>
     </w:p>
     <w:p>
       <w:pPr>
+        <w:pStyle w:val="ListParagraph"/>
+        <w:numPr>
+          <w:ilvl w:val="0"/>
+          <w:numId w:val="1"/>
+        </w:numPr>
         <w:bidi w:val="0"/>
         <w:rPr>
           <w:rFonts w:ascii="Lucida Bright" w:hAnsi="Lucida Bright"/>
-          <w:sz w:val="36"/>
-          <w:szCs w:val="36"/>
-        </w:rPr>
-      </w:pPr>
+          <w:sz w:val="52"/>
+          <w:szCs w:val="52"/>
+        </w:rPr>
+      </w:pPr>
+      <w:r>
+        <w:rPr>
+          <w:rFonts w:ascii="Lucida Bright" w:hAnsi="Lucida Bright"/>
+          <w:sz w:val="52"/>
+          <w:szCs w:val="52"/>
+        </w:rPr>
+        <w:t>Charts, drawings, and photographs are examples of image files.</w:t>
+      </w:r>
     </w:p>
-    <w:tbl>
-      <w:tblPr>
-        <w:tblStyle w:val="TableGrid"/>
-        <w:tblW w:w="0" w:type="auto"/>
-        <w:tblLook w:val="04A0" w:firstRow="1" w:lastRow="0" w:firstColumn="1" w:lastColumn="0" w:noHBand="0" w:noVBand="1"/>
-      </w:tblPr>
-      <w:tblGrid>
-        <w:gridCol w:w="5148"/>
-        <w:gridCol w:w="1350"/>
-        <w:gridCol w:w="4518"/>
-      </w:tblGrid>
-      <w:tr>
-        <w:trPr>
-          <w:trHeight w:val="858"/>
-        </w:trPr>
-        <w:tc>
-          <w:tcPr>
-            <w:tcW w:w="5148" w:type="dxa"/>
-            <w:vAlign w:val="center"/>
-          </w:tcPr>
-          <w:p>
-            <w:pPr>
-              <w:bidi w:val="0"/>
-              <w:jc w:val="center"/>
-              <w:rPr>
-                <w:rFonts w:ascii="Lucida Bright" w:hAnsi="Lucida Bright"/>
-                <w:b/>
-                <w:bCs/>
-                <w:sz w:val="52"/>
-                <w:szCs w:val="52"/>
-              </w:rPr>
-            </w:pPr>
-            <w:r>
-              <w:rPr>
-                <w:rFonts w:ascii="Lucida Bright" w:hAnsi="Lucida Bright"/>
-                <w:b/>
-                <w:bCs/>
-                <w:sz w:val="52"/>
-                <w:szCs w:val="52"/>
-              </w:rPr>
-              <w:t>Empty Recycle Bin</w:t>
-            </w:r>
-          </w:p>
-        </w:tc>
-        <w:tc>
-          <w:tcPr>
-            <w:tcW w:w="1350" w:type="dxa"/>
-            <w:vAlign w:val="center"/>
-          </w:tcPr>
-          <w:p>
-            <w:pPr>
-              <w:bidi w:val="0"/>
-              <w:jc w:val="center"/>
-              <w:rPr>
-                <w:rFonts w:ascii="Lucida Bright" w:hAnsi="Lucida Bright"/>
-                <w:b/>
-                <w:bCs/>
-                <w:sz w:val="52"/>
-                <w:szCs w:val="52"/>
-              </w:rPr>
-            </w:pPr>
-            <w:r>
-              <w:rPr>
-                <w:rFonts w:ascii="Lucida Bright" w:hAnsi="Lucida Bright"/>
-                <w:b/>
-                <w:bCs/>
-                <w:sz w:val="52"/>
-                <w:szCs w:val="52"/>
-              </w:rPr>
-              <w:t>PC</w:t>
-            </w:r>
-          </w:p>
-        </w:tc>
-        <w:tc>
-          <w:tcPr>
-            <w:tcW w:w="4518" w:type="dxa"/>
-            <w:vAlign w:val="center"/>
-          </w:tcPr>
-          <w:p>
-            <w:pPr>
-              <w:bidi w:val="0"/>
-              <w:jc w:val="center"/>
-              <w:rPr>
-                <w:rFonts w:ascii="Lucida Bright" w:hAnsi="Lucida Bright"/>
-                <w:b/>
-                <w:bCs/>
-                <w:sz w:val="52"/>
-                <w:szCs w:val="52"/>
-              </w:rPr>
-            </w:pPr>
-            <w:r>
-              <w:rPr>
-                <w:rFonts w:ascii="Lucida Bright" w:hAnsi="Lucida Bright"/>
-                <w:b/>
-                <w:bCs/>
-                <w:sz w:val="52"/>
-                <w:szCs w:val="52"/>
-              </w:rPr>
-              <w:t>Full Recycle Bin</w:t>
-            </w:r>
-          </w:p>
-        </w:tc>
-      </w:tr>
-    </w:tbl>
+    <w:p>
+      <w:pPr>
+        <w:pStyle w:val="ListParagraph"/>
+        <w:bidi w:val="0"/>
+        <w:rPr>
+          <w:rFonts w:ascii="Lucida Bright" w:hAnsi="Lucida Bright"/>
+          <w:sz w:val="52"/>
+          <w:szCs w:val="52"/>
+        </w:rPr>
+      </w:pPr>
+    </w:p>
+    <w:p>
+      <w:pPr>
+        <w:pStyle w:val="ListParagraph"/>
+        <w:bidi w:val="0"/>
+        <w:ind w:left="2160"/>
+        <w:rPr>
+          <w:rFonts w:ascii="Lucida Bright" w:hAnsi="Lucida Bright"/>
+          <w:sz w:val="52"/>
+          <w:szCs w:val="52"/>
+        </w:rPr>
+      </w:pPr>
+      <w:r>
+        <w:rPr>
+          <w:rFonts w:ascii="Lucida Bright" w:hAnsi="Lucida Bright"/>
+          <w:sz w:val="52"/>
+          <w:szCs w:val="52"/>
+        </w:rPr>
+        <w:t>a. True</w:t>
+      </w:r>
+      <w:r>
+        <w:rPr>
+          <w:rFonts w:ascii="Lucida Bright" w:hAnsi="Lucida Bright"/>
+          <w:sz w:val="52"/>
+          <w:szCs w:val="52"/>
+        </w:rPr>
+        <w:tab/>
+      </w:r>
+      <w:r>
+        <w:rPr>
+          <w:rFonts w:ascii="Lucida Bright" w:hAnsi="Lucida Bright"/>
+          <w:sz w:val="52"/>
+          <w:szCs w:val="52"/>
+        </w:rPr>
+        <w:tab/>
+      </w:r>
+      <w:r>
+        <w:rPr>
+          <w:rFonts w:ascii="Lucida Bright" w:hAnsi="Lucida Bright"/>
+          <w:sz w:val="52"/>
+          <w:szCs w:val="52"/>
+        </w:rPr>
+        <w:tab/>
+        <w:t>b. False</w:t>
+      </w:r>
+    </w:p>
+    <w:p>
+      <w:pPr>
+        <w:bidi w:val="0"/>
+        <w:rPr>
+          <w:rFonts w:ascii="Lucida Bright" w:hAnsi="Lucida Bright"/>
+          <w:sz w:val="52"/>
+          <w:szCs w:val="52"/>
+        </w:rPr>
+      </w:pPr>
+    </w:p>
+    <w:p>
+      <w:pPr>
+        <w:bidi w:val="0"/>
+        <w:rPr>
+          <w:rFonts w:ascii="Lucida Bright" w:hAnsi="Lucida Bright"/>
+          <w:sz w:val="52"/>
+          <w:szCs w:val="52"/>
+          <w:rtl/>
+        </w:rPr>
+      </w:pPr>
+    </w:p>
+    <w:p>
+      <w:pPr>
+        <w:pStyle w:val="ListParagraph"/>
+        <w:numPr>
+          <w:ilvl w:val="0"/>
+          <w:numId w:val="1"/>
+        </w:numPr>
+        <w:bidi w:val="0"/>
+        <w:rPr>
+          <w:rFonts w:ascii="Lucida Bright" w:hAnsi="Lucida Bright"/>
+          <w:sz w:val="52"/>
+          <w:szCs w:val="52"/>
+        </w:rPr>
+      </w:pPr>
+      <w:r>
+        <w:rPr>
+          <w:rFonts w:ascii="Lucida Bright" w:hAnsi="Lucida Bright"/>
+          <w:sz w:val="52"/>
+          <w:szCs w:val="52"/>
+        </w:rPr>
+        <w:t>Animation is when different images look like they are moving.</w:t>
+      </w:r>
+    </w:p>
+    <w:p>
+      <w:pPr>
+        <w:pStyle w:val="ListParagraph"/>
+        <w:bidi w:val="0"/>
+        <w:rPr>
+          <w:rFonts w:ascii="Lucida Bright" w:hAnsi="Lucida Bright"/>
+          <w:sz w:val="52"/>
+          <w:szCs w:val="52"/>
+        </w:rPr>
+      </w:pPr>
+    </w:p>
+    <w:p>
+      <w:pPr>
+        <w:pStyle w:val="ListParagraph"/>
+        <w:bidi w:val="0"/>
+        <w:ind w:left="1440" w:firstLine="720"/>
+        <w:rPr>
+          <w:rFonts w:ascii="Lucida Bright" w:hAnsi="Lucida Bright"/>
+          <w:sz w:val="52"/>
+          <w:szCs w:val="52"/>
+        </w:rPr>
+      </w:pPr>
+      <w:r>
+        <w:rPr>
+          <w:rFonts w:ascii="Lucida Bright" w:hAnsi="Lucida Bright"/>
+          <w:sz w:val="52"/>
+          <w:szCs w:val="52"/>
+        </w:rPr>
+        <w:t>a. True</w:t>
+      </w:r>
+      <w:r>
+        <w:rPr>
+          <w:rFonts w:ascii="Lucida Bright" w:hAnsi="Lucida Bright"/>
+          <w:sz w:val="52"/>
+          <w:szCs w:val="52"/>
+        </w:rPr>
+        <w:tab/>
+      </w:r>
+      <w:r>
+        <w:rPr>
+          <w:rFonts w:ascii="Lucida Bright" w:hAnsi="Lucida Bright"/>
+          <w:sz w:val="52"/>
+          <w:szCs w:val="52"/>
+        </w:rPr>
+        <w:tab/>
+      </w:r>
+      <w:r>
+        <w:rPr>
+          <w:rFonts w:ascii="Lucida Bright" w:hAnsi="Lucida Bright"/>
+          <w:sz w:val="52"/>
+          <w:szCs w:val="52"/>
+        </w:rPr>
+        <w:tab/>
+        <w:t>b. False</w:t>
+      </w:r>
+    </w:p>
+    <w:p>
+      <w:pPr>
+        <w:pStyle w:val="ListParagraph"/>
+        <w:bidi w:val="0"/>
+        <w:rPr>
+          <w:rFonts w:ascii="Lucida Bright" w:hAnsi="Lucida Bright"/>
+          <w:sz w:val="52"/>
+          <w:szCs w:val="52"/>
+        </w:rPr>
+      </w:pPr>
+    </w:p>
     <w:p>
       <w:pPr>
         <w:bidi w:val="0"/>
@@ -646,287 +786,19 @@
           <w:sz w:val="36"/>
           <w:szCs w:val="36"/>
         </w:rPr>
-        <w:drawing>
-          <wp:anchor distT="0" distB="0" distL="114300" distR="114300" simplePos="0" relativeHeight="251676672" behindDoc="0" locked="0" layoutInCell="1" allowOverlap="1" wp14:anchorId="4BEDB3EA" wp14:editId="11BD2FC5">
-            <wp:simplePos x="0" y="0"/>
-            <wp:positionH relativeFrom="column">
-              <wp:posOffset>218440</wp:posOffset>
-            </wp:positionH>
-            <wp:positionV relativeFrom="paragraph">
-              <wp:posOffset>35560</wp:posOffset>
-            </wp:positionV>
-            <wp:extent cx="2105025" cy="1762745"/>
-            <wp:effectExtent l="0" t="0" r="0" b="9525"/>
-            <wp:wrapNone/>
-            <wp:docPr id="483628948" name="Picture 8"/>
-            <wp:cNvGraphicFramePr>
-              <a:graphicFrameLocks xmlns:a="http://schemas.openxmlformats.org/drawingml/2006/main" noChangeAspect="1"/>
-            </wp:cNvGraphicFramePr>
-            <a:graphic xmlns:a="http://schemas.openxmlformats.org/drawingml/2006/main">
-              <a:graphicData uri="http://schemas.openxmlformats.org/drawingml/2006/picture">
-                <pic:pic xmlns:pic="http://schemas.openxmlformats.org/drawingml/2006/picture">
-                  <pic:nvPicPr>
-                    <pic:cNvPr id="483628948" name="Picture 483628948"/>
-                    <pic:cNvPicPr/>
-                  </pic:nvPicPr>
-                  <pic:blipFill>
-                    <a:blip r:embed="rId7">
-                      <a:extLst>
-                        <a:ext uri="{28A0092B-C50C-407E-A947-70E740481C1C}">
-                          <a14:useLocalDpi xmlns:a14="http://schemas.microsoft.com/office/drawing/2010/main" val="0"/>
-                        </a:ext>
-                      </a:extLst>
-                    </a:blip>
-                    <a:stretch>
-                      <a:fillRect/>
-                    </a:stretch>
-                  </pic:blipFill>
-                  <pic:spPr>
-                    <a:xfrm>
-                      <a:off x="0" y="0"/>
-                      <a:ext cx="2105025" cy="1762745"/>
-                    </a:xfrm>
-                    <a:prstGeom prst="rect">
-                      <a:avLst/>
-                    </a:prstGeom>
-                  </pic:spPr>
-                </pic:pic>
-              </a:graphicData>
-            </a:graphic>
-            <wp14:sizeRelH relativeFrom="margin">
-              <wp14:pctWidth>0</wp14:pctWidth>
-            </wp14:sizeRelH>
-            <wp14:sizeRelV relativeFrom="margin">
-              <wp14:pctHeight>0</wp14:pctHeight>
-            </wp14:sizeRelV>
-          </wp:anchor>
-        </w:drawing>
-      </w:r>
-      <w:r>
-        <w:rPr>
-          <w:rFonts w:ascii="Lucida Bright" w:hAnsi="Lucida Bright"/>
-          <w:noProof/>
-          <w:sz w:val="36"/>
-          <w:szCs w:val="36"/>
-        </w:rPr>
-        <w:drawing>
-          <wp:anchor distT="0" distB="0" distL="114300" distR="114300" simplePos="0" relativeHeight="251668480" behindDoc="0" locked="0" layoutInCell="1" allowOverlap="1" wp14:anchorId="32DA5FE6" wp14:editId="728C7A2D">
-            <wp:simplePos x="0" y="0"/>
-            <wp:positionH relativeFrom="column">
-              <wp:posOffset>4791075</wp:posOffset>
-            </wp:positionH>
-            <wp:positionV relativeFrom="paragraph">
-              <wp:posOffset>45720</wp:posOffset>
-            </wp:positionV>
-            <wp:extent cx="1628775" cy="1638798"/>
-            <wp:effectExtent l="0" t="0" r="0" b="0"/>
-            <wp:wrapNone/>
-            <wp:docPr id="1072601695" name="Picture 7"/>
-            <wp:cNvGraphicFramePr>
-              <a:graphicFrameLocks xmlns:a="http://schemas.openxmlformats.org/drawingml/2006/main" noChangeAspect="1"/>
-            </wp:cNvGraphicFramePr>
-            <a:graphic xmlns:a="http://schemas.openxmlformats.org/drawingml/2006/main">
-              <a:graphicData uri="http://schemas.openxmlformats.org/drawingml/2006/picture">
-                <pic:pic xmlns:pic="http://schemas.openxmlformats.org/drawingml/2006/picture">
-                  <pic:nvPicPr>
-                    <pic:cNvPr id="1072601695" name="Picture 1072601695"/>
-                    <pic:cNvPicPr/>
-                  </pic:nvPicPr>
-                  <pic:blipFill>
-                    <a:blip r:embed="rId8">
-                      <a:extLst>
-                        <a:ext uri="{28A0092B-C50C-407E-A947-70E740481C1C}">
-                          <a14:useLocalDpi xmlns:a14="http://schemas.microsoft.com/office/drawing/2010/main" val="0"/>
-                        </a:ext>
-                      </a:extLst>
-                    </a:blip>
-                    <a:stretch>
-                      <a:fillRect/>
-                    </a:stretch>
-                  </pic:blipFill>
-                  <pic:spPr>
-                    <a:xfrm>
-                      <a:off x="0" y="0"/>
-                      <a:ext cx="1628775" cy="1638798"/>
-                    </a:xfrm>
-                    <a:prstGeom prst="rect">
-                      <a:avLst/>
-                    </a:prstGeom>
-                  </pic:spPr>
-                </pic:pic>
-              </a:graphicData>
-            </a:graphic>
-            <wp14:sizeRelH relativeFrom="margin">
-              <wp14:pctWidth>0</wp14:pctWidth>
-            </wp14:sizeRelH>
-            <wp14:sizeRelV relativeFrom="margin">
-              <wp14:pctHeight>0</wp14:pctHeight>
-            </wp14:sizeRelV>
-          </wp:anchor>
-        </w:drawing>
-      </w:r>
-    </w:p>
-    <w:p>
-      <w:pPr>
-        <w:bidi w:val="0"/>
-        <w:rPr>
-          <w:rFonts w:ascii="Lucida Bright" w:hAnsi="Lucida Bright"/>
-          <w:sz w:val="36"/>
-          <w:szCs w:val="36"/>
-        </w:rPr>
-      </w:pPr>
-      <w:r>
-        <w:rPr>
-          <w:rFonts w:ascii="Lucida Bright" w:hAnsi="Lucida Bright"/>
-          <w:noProof/>
-          <w:sz w:val="36"/>
-          <w:szCs w:val="36"/>
-        </w:rPr>
         <mc:AlternateContent>
           <mc:Choice Requires="wps">
             <w:drawing>
-              <wp:anchor distT="0" distB="0" distL="114300" distR="114300" simplePos="0" relativeHeight="251641856" behindDoc="0" locked="0" layoutInCell="1" allowOverlap="1" wp14:anchorId="4304095E" wp14:editId="2278D80D">
+              <wp:anchor distT="45720" distB="45720" distL="114300" distR="114300" simplePos="0" relativeHeight="251654144" behindDoc="0" locked="0" layoutInCell="1" allowOverlap="1" wp14:anchorId="632B52CA" wp14:editId="4B5BA842">
                 <wp:simplePos x="0" y="0"/>
                 <wp:positionH relativeFrom="column">
-                  <wp:posOffset>2581275</wp:posOffset>
+                  <wp:posOffset>2046605</wp:posOffset>
                 </wp:positionH>
                 <wp:positionV relativeFrom="paragraph">
-                  <wp:posOffset>4443730</wp:posOffset>
-                </wp:positionV>
-                <wp:extent cx="2019300" cy="0"/>
-                <wp:effectExtent l="57150" t="38100" r="57150" b="95250"/>
-                <wp:wrapNone/>
-                <wp:docPr id="474673301" name="Straight Connector 9"/>
-                <wp:cNvGraphicFramePr/>
-                <a:graphic xmlns:a="http://schemas.openxmlformats.org/drawingml/2006/main">
-                  <a:graphicData uri="http://schemas.microsoft.com/office/word/2010/wordprocessingShape">
-                    <wps:wsp>
-                      <wps:cNvCnPr/>
-                      <wps:spPr>
-                        <a:xfrm>
-                          <a:off x="0" y="0"/>
-                          <a:ext cx="2019300" cy="0"/>
-                        </a:xfrm>
-                        <a:prstGeom prst="line">
-                          <a:avLst/>
-                        </a:prstGeom>
-                      </wps:spPr>
-                      <wps:style>
-                        <a:lnRef idx="3">
-                          <a:schemeClr val="dk1"/>
-                        </a:lnRef>
-                        <a:fillRef idx="0">
-                          <a:schemeClr val="dk1"/>
-                        </a:fillRef>
-                        <a:effectRef idx="2">
-                          <a:schemeClr val="dk1"/>
-                        </a:effectRef>
-                        <a:fontRef idx="minor">
-                          <a:schemeClr val="tx1"/>
-                        </a:fontRef>
-                      </wps:style>
-                      <wps:bodyPr/>
-                    </wps:wsp>
-                  </a:graphicData>
-                </a:graphic>
-                <wp14:sizeRelH relativeFrom="margin">
-                  <wp14:pctWidth>0</wp14:pctWidth>
-                </wp14:sizeRelH>
-              </wp:anchor>
-            </w:drawing>
-          </mc:Choice>
-          <mc:Fallback>
-            <w:pict>
-              <v:line w14:anchorId="027E7872" id="Straight Connector 9" o:spid="_x0000_s1026" style="position:absolute;z-index:251641856;visibility:visible;mso-wrap-style:square;mso-width-percent:0;mso-wrap-distance-left:9pt;mso-wrap-distance-top:0;mso-wrap-distance-right:9pt;mso-wrap-distance-bottom:0;mso-position-horizontal:absolute;mso-position-horizontal-relative:text;mso-position-vertical:absolute;mso-position-vertical-relative:text;mso-width-percent:0;mso-width-relative:margin" from="203.25pt,349.9pt" to="362.25pt,349.9pt" o:gfxdata="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" strokecolor="black [3200]" strokeweight="3pt">
-                <v:shadow on="t" color="black" opacity="22937f" origin=",.5" offset="0,.63889mm"/>
-              </v:line>
-            </w:pict>
-          </mc:Fallback>
-        </mc:AlternateContent>
-      </w:r>
-      <w:r>
-        <w:rPr>
-          <w:rFonts w:ascii="Lucida Bright" w:hAnsi="Lucida Bright"/>
-          <w:noProof/>
-          <w:sz w:val="36"/>
-          <w:szCs w:val="36"/>
-        </w:rPr>
-        <w:drawing>
-          <wp:anchor distT="0" distB="0" distL="114300" distR="114300" simplePos="0" relativeHeight="251656192" behindDoc="0" locked="0" layoutInCell="1" allowOverlap="1" wp14:anchorId="4FCE1FF9" wp14:editId="4C05FBD2">
-            <wp:simplePos x="0" y="0"/>
-            <wp:positionH relativeFrom="column">
-              <wp:posOffset>2724785</wp:posOffset>
-            </wp:positionH>
-            <wp:positionV relativeFrom="paragraph">
-              <wp:posOffset>2176780</wp:posOffset>
-            </wp:positionV>
-            <wp:extent cx="1513718" cy="1495425"/>
-            <wp:effectExtent l="0" t="0" r="0" b="0"/>
-            <wp:wrapNone/>
-            <wp:docPr id="1335571690" name="Picture 6"/>
-            <wp:cNvGraphicFramePr>
-              <a:graphicFrameLocks xmlns:a="http://schemas.openxmlformats.org/drawingml/2006/main" noChangeAspect="1"/>
-            </wp:cNvGraphicFramePr>
-            <a:graphic xmlns:a="http://schemas.openxmlformats.org/drawingml/2006/main">
-              <a:graphicData uri="http://schemas.openxmlformats.org/drawingml/2006/picture">
-                <pic:pic xmlns:pic="http://schemas.openxmlformats.org/drawingml/2006/picture">
-                  <pic:nvPicPr>
-                    <pic:cNvPr id="1335571690" name="Picture 1335571690"/>
-                    <pic:cNvPicPr/>
-                  </pic:nvPicPr>
-                  <pic:blipFill>
-                    <a:blip r:embed="rId9">
-                      <a:extLst>
-                        <a:ext uri="{28A0092B-C50C-407E-A947-70E740481C1C}">
-                          <a14:useLocalDpi xmlns:a14="http://schemas.microsoft.com/office/drawing/2010/main" val="0"/>
-                        </a:ext>
-                      </a:extLst>
-                    </a:blip>
-                    <a:stretch>
-                      <a:fillRect/>
-                    </a:stretch>
-                  </pic:blipFill>
-                  <pic:spPr>
-                    <a:xfrm>
-                      <a:off x="0" y="0"/>
-                      <a:ext cx="1513718" cy="1495425"/>
-                    </a:xfrm>
-                    <a:prstGeom prst="rect">
-                      <a:avLst/>
-                    </a:prstGeom>
-                  </pic:spPr>
-                </pic:pic>
-              </a:graphicData>
-            </a:graphic>
-            <wp14:sizeRelH relativeFrom="margin">
-              <wp14:pctWidth>0</wp14:pctWidth>
-            </wp14:sizeRelH>
-            <wp14:sizeRelV relativeFrom="margin">
-              <wp14:pctHeight>0</wp14:pctHeight>
-            </wp14:sizeRelV>
-          </wp:anchor>
-        </w:drawing>
-      </w:r>
-      <w:r>
-        <w:rPr>
-          <w:rFonts w:ascii="Lucida Bright" w:hAnsi="Lucida Bright"/>
-          <w:noProof/>
-          <w:sz w:val="36"/>
-          <w:szCs w:val="36"/>
-        </w:rPr>
-        <mc:AlternateContent>
-          <mc:Choice Requires="wps">
-            <w:drawing>
-              <wp:anchor distT="45720" distB="45720" distL="114300" distR="114300" simplePos="0" relativeHeight="251629568" behindDoc="0" locked="0" layoutInCell="1" allowOverlap="1" wp14:anchorId="632B52CA" wp14:editId="017F6FFC">
-                <wp:simplePos x="0" y="0"/>
-                <wp:positionH relativeFrom="column">
-                  <wp:posOffset>2153920</wp:posOffset>
-                </wp:positionH>
-                <wp:positionV relativeFrom="paragraph">
-                  <wp:posOffset>4610100</wp:posOffset>
+                  <wp:posOffset>517970</wp:posOffset>
                 </wp:positionV>
                 <wp:extent cx="2360930" cy="1404620"/>
-                <wp:effectExtent l="0" t="0" r="19050" b="24130"/>
+                <wp:effectExtent l="0" t="0" r="19050" b="27940"/>
                 <wp:wrapNone/>
                 <wp:docPr id="217" name="Text Box 2"/>
                 <wp:cNvGraphicFramePr>
@@ -1006,7 +878,7 @@
                 <v:stroke joinstyle="miter"/>
                 <v:path gradientshapeok="t" o:connecttype="rect"/>
               </v:shapetype>
-              <v:shape id="Text Box 2" o:spid="_x0000_s1026" type="#_x0000_t202" style="position:absolute;margin-left:169.6pt;margin-top:363pt;width:185.9pt;height:110.6pt;z-index:251629568;visibility:visible;mso-wrap-style:square;mso-width-percent:400;mso-height-percent:200;mso-wrap-distance-left:9pt;mso-wrap-distance-top:3.6pt;mso-wrap-distance-right:9pt;mso-wrap-distance-bottom:3.6pt;mso-position-horizontal:absolute;mso-position-horizontal-relative:text;mso-position-vertical:absolute;mso-position-vertical-relative:text;mso-width-percent:400;mso-height-percent:200;mso-width-relative:margin;mso-height-relative:margin;v-text-anchor:top" o:gfxdata="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">
+              <v:shape id="Text Box 2" o:spid="_x0000_s1026" type="#_x0000_t202" style="position:absolute;margin-left:161.15pt;margin-top:40.8pt;width:185.9pt;height:110.6pt;z-index:251654144;visibility:visible;mso-wrap-style:square;mso-width-percent:400;mso-height-percent:200;mso-wrap-distance-left:9pt;mso-wrap-distance-top:3.6pt;mso-wrap-distance-right:9pt;mso-wrap-distance-bottom:3.6pt;mso-position-horizontal:absolute;mso-position-horizontal-relative:text;mso-position-vertical:absolute;mso-position-vertical-relative:text;mso-width-percent:400;mso-height-percent:200;mso-width-relative:margin;mso-height-relative:margin;v-text-anchor:top" o:gfxdata="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">
                 <v:textbox style="mso-fit-shape-to-text:t">
                   <w:txbxContent>
                     <w:p>
@@ -1039,141 +911,9 @@
           </mc:Fallback>
         </mc:AlternateContent>
       </w:r>
-      <w:r>
-        <w:rPr>
-          <w:rFonts w:ascii="Lucida Bright" w:hAnsi="Lucida Bright"/>
-          <w:noProof/>
-          <w:sz w:val="36"/>
-          <w:szCs w:val="36"/>
-        </w:rPr>
-        <mc:AlternateContent>
-          <mc:Choice Requires="wps">
-            <w:drawing>
-              <wp:anchor distT="0" distB="0" distL="114300" distR="114300" simplePos="0" relativeHeight="251633664" behindDoc="0" locked="0" layoutInCell="1" allowOverlap="1" wp14:anchorId="693A069B" wp14:editId="76A9E26C">
-                <wp:simplePos x="0" y="0"/>
-                <wp:positionH relativeFrom="column">
-                  <wp:posOffset>615950</wp:posOffset>
-                </wp:positionH>
-                <wp:positionV relativeFrom="paragraph">
-                  <wp:posOffset>2198370</wp:posOffset>
-                </wp:positionV>
-                <wp:extent cx="1687195" cy="0"/>
-                <wp:effectExtent l="57150" t="38100" r="65405" b="95250"/>
-                <wp:wrapNone/>
-                <wp:docPr id="1478695497" name="Straight Connector 9"/>
-                <wp:cNvGraphicFramePr/>
-                <a:graphic xmlns:a="http://schemas.openxmlformats.org/drawingml/2006/main">
-                  <a:graphicData uri="http://schemas.microsoft.com/office/word/2010/wordprocessingShape">
-                    <wps:wsp>
-                      <wps:cNvCnPr/>
-                      <wps:spPr>
-                        <a:xfrm>
-                          <a:off x="0" y="0"/>
-                          <a:ext cx="1687195" cy="0"/>
-                        </a:xfrm>
-                        <a:prstGeom prst="line">
-                          <a:avLst/>
-                        </a:prstGeom>
-                      </wps:spPr>
-                      <wps:style>
-                        <a:lnRef idx="3">
-                          <a:schemeClr val="dk1"/>
-                        </a:lnRef>
-                        <a:fillRef idx="0">
-                          <a:schemeClr val="dk1"/>
-                        </a:fillRef>
-                        <a:effectRef idx="2">
-                          <a:schemeClr val="dk1"/>
-                        </a:effectRef>
-                        <a:fontRef idx="minor">
-                          <a:schemeClr val="tx1"/>
-                        </a:fontRef>
-                      </wps:style>
-                      <wps:bodyPr/>
-                    </wps:wsp>
-                  </a:graphicData>
-                </a:graphic>
-              </wp:anchor>
-            </w:drawing>
-          </mc:Choice>
-          <mc:Fallback>
-            <w:pict>
-              <v:line w14:anchorId="69C98F2D" id="Straight Connector 9" o:spid="_x0000_s1026" style="position:absolute;z-index:251633664;visibility:visible;mso-wrap-style:square;mso-wrap-distance-left:9pt;mso-wrap-distance-top:0;mso-wrap-distance-right:9pt;mso-wrap-distance-bottom:0;mso-position-horizontal:absolute;mso-position-horizontal-relative:text;mso-position-vertical:absolute;mso-position-vertical-relative:text" from="48.5pt,173.1pt" to="181.35pt,173.1pt" o:gfxdata="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" strokecolor="black [3200]" strokeweight="3pt">
-                <v:shadow on="t" color="black" opacity="22937f" origin=",.5" offset="0,.63889mm"/>
-              </v:line>
-            </w:pict>
-          </mc:Fallback>
-        </mc:AlternateContent>
-      </w:r>
-      <w:r>
-        <w:rPr>
-          <w:rFonts w:ascii="Lucida Bright" w:hAnsi="Lucida Bright"/>
-          <w:noProof/>
-          <w:sz w:val="36"/>
-          <w:szCs w:val="36"/>
-        </w:rPr>
-        <mc:AlternateContent>
-          <mc:Choice Requires="wps">
-            <w:drawing>
-              <wp:anchor distT="0" distB="0" distL="114300" distR="114300" simplePos="0" relativeHeight="251645952" behindDoc="0" locked="0" layoutInCell="1" allowOverlap="1" wp14:anchorId="45752BB0" wp14:editId="5CD6CB25">
-                <wp:simplePos x="0" y="0"/>
-                <wp:positionH relativeFrom="column">
-                  <wp:posOffset>4684395</wp:posOffset>
-                </wp:positionH>
-                <wp:positionV relativeFrom="paragraph">
-                  <wp:posOffset>2199216</wp:posOffset>
-                </wp:positionV>
-                <wp:extent cx="1687195" cy="0"/>
-                <wp:effectExtent l="57150" t="38100" r="65405" b="95250"/>
-                <wp:wrapNone/>
-                <wp:docPr id="1059584092" name="Straight Connector 9"/>
-                <wp:cNvGraphicFramePr/>
-                <a:graphic xmlns:a="http://schemas.openxmlformats.org/drawingml/2006/main">
-                  <a:graphicData uri="http://schemas.microsoft.com/office/word/2010/wordprocessingShape">
-                    <wps:wsp>
-                      <wps:cNvCnPr/>
-                      <wps:spPr>
-                        <a:xfrm>
-                          <a:off x="0" y="0"/>
-                          <a:ext cx="1687195" cy="0"/>
-                        </a:xfrm>
-                        <a:prstGeom prst="line">
-                          <a:avLst/>
-                        </a:prstGeom>
-                      </wps:spPr>
-                      <wps:style>
-                        <a:lnRef idx="3">
-                          <a:schemeClr val="dk1"/>
-                        </a:lnRef>
-                        <a:fillRef idx="0">
-                          <a:schemeClr val="dk1"/>
-                        </a:fillRef>
-                        <a:effectRef idx="2">
-                          <a:schemeClr val="dk1"/>
-                        </a:effectRef>
-                        <a:fontRef idx="minor">
-                          <a:schemeClr val="tx1"/>
-                        </a:fontRef>
-                      </wps:style>
-                      <wps:bodyPr/>
-                    </wps:wsp>
-                  </a:graphicData>
-                </a:graphic>
-              </wp:anchor>
-            </w:drawing>
-          </mc:Choice>
-          <mc:Fallback>
-            <w:pict>
-              <v:line w14:anchorId="18A7BAC7" id="Straight Connector 9" o:spid="_x0000_s1026" style="position:absolute;z-index:251645952;visibility:visible;mso-wrap-style:square;mso-wrap-distance-left:9pt;mso-wrap-distance-top:0;mso-wrap-distance-right:9pt;mso-wrap-distance-bottom:0;mso-position-horizontal:absolute;mso-position-horizontal-relative:text;mso-position-vertical:absolute;mso-position-vertical-relative:text" from="368.85pt,173.15pt" to="501.7pt,173.15pt" o:gfxdata="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" strokecolor="black [3200]" strokeweight="3pt">
-                <v:shadow on="t" color="black" opacity="22937f" origin=",.5" offset="0,.63889mm"/>
-              </v:line>
-            </w:pict>
-          </mc:Fallback>
-        </mc:AlternateContent>
-      </w:r>
     </w:p>
     <w:sectPr>
-      <w:headerReference w:type="default" r:id="rId10"/>
+      <w:headerReference w:type="default" r:id="rId8"/>
       <w:pgSz w:w="12240" w:h="15840"/>
       <w:pgMar w:top="720" w:right="720" w:bottom="720" w:left="720" w:header="720" w:footer="720" w:gutter="0"/>
       <w:pgBorders w:offsetFrom="page">
@@ -1282,6 +1022,100 @@
     </w:r>
   </w:p>
 </w:hdr>
+</file>
+
+<file path=word/numbering.xml><?xml version="1.0" encoding="utf-8"?>
+<w:numbering xmlns:wpc="http://schemas.microsoft.com/office/word/2010/wordprocessingCanvas" xmlns:cx="http://schemas.microsoft.com/office/drawing/2014/chartex" xmlns:cx1="http://schemas.microsoft.com/office/drawing/2015/9/8/chartex" xmlns:cx2="http://schemas.microsoft.com/office/drawing/2015/10/21/chartex" xmlns:cx3="http://schemas.microsoft.com/office/drawing/2016/5/9/chartex" xmlns:cx4="http://schemas.microsoft.com/office/drawing/2016/5/10/chartex" xmlns:cx5="http://schemas.microsoft.com/office/drawing/2016/5/11/chartex" xmlns:cx6="http://schemas.microsoft.com/office/drawing/2016/5/12/chartex" xmlns:cx7="http://schemas.microsoft.com/office/drawing/2016/5/13/chartex" xmlns:cx8="http://schemas.microsoft.com/office/drawing/2016/5/14/chartex" xmlns:mc="http://schemas.openxmlformats.org/markup-compatibility/2006" xmlns:aink="http://schemas.microsoft.com/office/drawing/2016/ink" xmlns:am3d="http://schemas.microsoft.com/office/drawing/2017/model3d" xmlns:o="urn:schemas-microsoft-com:office:office" xmlns:oel="http://schemas.microsoft.com/office/2019/extlst" xmlns:r="http://schemas.openxmlformats.org/officeDocument/2006/relationships" xmlns:m="http://schemas.openxmlformats.org/officeDocument/2006/math" xmlns:v="urn:schemas-microsoft-com:vml" xmlns:wp14="http://schemas.microsoft.com/office/word/2010/wordprocessingDrawing" xmlns:wp="http://schemas.openxmlformats.org/drawingml/2006/wordprocessingDrawing" xmlns:w10="urn:schemas-microsoft-com:office:word" xmlns:w="http://schemas.openxmlformats.org/wordprocessingml/2006/main" xmlns:w14="http://schemas.microsoft.com/office/word/2010/wordml" xmlns:w15="http://schemas.microsoft.com/office/word/2012/wordml" xmlns:w16cex="http://schemas.microsoft.com/office/word/2018/wordml/cex" xmlns:w16cid="http://schemas.microsoft.com/office/word/2016/wordml/cid" xmlns:w16="http://schemas.microsoft.com/office/word/2018/wordml" xmlns:w16du="http://schemas.microsoft.com/office/word/2023/wordml/word16du" xmlns:w16sdtdh="http://schemas.microsoft.com/office/word/2020/wordml/sdtdatahash" xmlns:w16sdtfl="http://schemas.microsoft.com/office/word/2024/wordml/sdtformatlock" xmlns:w16se="http://schemas.microsoft.com/office/word/2015/wordml/symex" xmlns:wpg="http://schemas.microsoft.com/office/word/2010/wordprocessingGroup" xmlns:wpi="http://schemas.microsoft.com/office/word/2010/wordprocessingInk" xmlns:wne="http://schemas.microsoft.com/office/word/2006/wordml" xmlns:wps="http://schemas.microsoft.com/office/word/2010/wordprocessingShape" mc:Ignorable="w14 w15 w16se w16cid w16 w16cex w16sdtdh w16sdtfl w16du wp14">
+  <w:abstractNum w:abstractNumId="0" w15:restartNumberingAfterBreak="0">
+    <w:nsid w:val="34322565"/>
+    <w:multiLevelType w:val="hybridMultilevel"/>
+    <w:tmpl w:val="7D2C9BBE"/>
+    <w:lvl w:ilvl="0" w:tplc="04090011">
+      <w:start w:val="1"/>
+      <w:numFmt w:val="decimal"/>
+      <w:lvlText w:val="%1)"/>
+      <w:lvlJc w:val="left"/>
+      <w:pPr>
+        <w:ind w:left="720" w:hanging="360"/>
+      </w:pPr>
+    </w:lvl>
+    <w:lvl w:ilvl="1" w:tplc="04090019">
+      <w:start w:val="1"/>
+      <w:numFmt w:val="lowerLetter"/>
+      <w:lvlText w:val="%2."/>
+      <w:lvlJc w:val="left"/>
+      <w:pPr>
+        <w:ind w:left="1440" w:hanging="360"/>
+      </w:pPr>
+    </w:lvl>
+    <w:lvl w:ilvl="2" w:tplc="0409001B" w:tentative="1">
+      <w:start w:val="1"/>
+      <w:numFmt w:val="lowerRoman"/>
+      <w:lvlText w:val="%3."/>
+      <w:lvlJc w:val="right"/>
+      <w:pPr>
+        <w:ind w:left="2160" w:hanging="180"/>
+      </w:pPr>
+    </w:lvl>
+    <w:lvl w:ilvl="3" w:tplc="0409000F" w:tentative="1">
+      <w:start w:val="1"/>
+      <w:numFmt w:val="decimal"/>
+      <w:lvlText w:val="%4."/>
+      <w:lvlJc w:val="left"/>
+      <w:pPr>
+        <w:ind w:left="2880" w:hanging="360"/>
+      </w:pPr>
+    </w:lvl>
+    <w:lvl w:ilvl="4" w:tplc="04090019" w:tentative="1">
+      <w:start w:val="1"/>
+      <w:numFmt w:val="lowerLetter"/>
+      <w:lvlText w:val="%5."/>
+      <w:lvlJc w:val="left"/>
+      <w:pPr>
+        <w:ind w:left="3600" w:hanging="360"/>
+      </w:pPr>
+    </w:lvl>
+    <w:lvl w:ilvl="5" w:tplc="0409001B" w:tentative="1">
+      <w:start w:val="1"/>
+      <w:numFmt w:val="lowerRoman"/>
+      <w:lvlText w:val="%6."/>
+      <w:lvlJc w:val="right"/>
+      <w:pPr>
+        <w:ind w:left="4320" w:hanging="180"/>
+      </w:pPr>
+    </w:lvl>
+    <w:lvl w:ilvl="6" w:tplc="0409000F" w:tentative="1">
+      <w:start w:val="1"/>
+      <w:numFmt w:val="decimal"/>
+      <w:lvlText w:val="%7."/>
+      <w:lvlJc w:val="left"/>
+      <w:pPr>
+        <w:ind w:left="5040" w:hanging="360"/>
+      </w:pPr>
+    </w:lvl>
+    <w:lvl w:ilvl="7" w:tplc="04090019" w:tentative="1">
+      <w:start w:val="1"/>
+      <w:numFmt w:val="lowerLetter"/>
+      <w:lvlText w:val="%8."/>
+      <w:lvlJc w:val="left"/>
+      <w:pPr>
+        <w:ind w:left="5760" w:hanging="360"/>
+      </w:pPr>
+    </w:lvl>
+    <w:lvl w:ilvl="8" w:tplc="0409001B" w:tentative="1">
+      <w:start w:val="1"/>
+      <w:numFmt w:val="lowerRoman"/>
+      <w:lvlText w:val="%9."/>
+      <w:lvlJc w:val="right"/>
+      <w:pPr>
+        <w:ind w:left="6480" w:hanging="180"/>
+      </w:pPr>
+    </w:lvl>
+  </w:abstractNum>
+  <w:num w:numId="1" w16cid:durableId="1175459081">
+    <w:abstractNumId w:val="0"/>
+  </w:num>
+</w:numbering>
 </file>
 
 <file path=word/styles.xml><?xml version="1.0" encoding="utf-8"?>
@@ -1826,6 +1660,17 @@
       </w:tblBorders>
     </w:tblPr>
   </w:style>
+  <w:style w:type="paragraph" w:styleId="ListParagraph">
+    <w:name w:val="List Paragraph"/>
+    <w:basedOn w:val="Normal"/>
+    <w:uiPriority w:val="34"/>
+    <w:qFormat/>
+    <w:rsid w:val="007A4329"/>
+    <w:pPr>
+      <w:ind w:left="720"/>
+      <w:contextualSpacing/>
+    </w:pPr>
+  </w:style>
 </w:styles>
 </file>
 
